--- a/The Dolphins' View of History/chapters/17 - Ships, Gunpowder, and Gold - Exploration, Conquest, and the Colonial Age.docx
+++ b/The Dolphins' View of History/chapters/17 - Ships, Gunpowder, and Gold - Exploration, Conquest, and the Colonial Age.docx
@@ -18,7 +18,7 @@
           <w:sz w:val="36"/>
           <w:szCs w:val="36"/>
         </w:rPr>
-        <w:t xml:space="preserve">Chapter 17: Ships, Gunpowder, and Gold — Exploration, Conquest, and the Colonial Age</w:t>
+        <w:t xml:space="preserve">The 15th to 17th Centuries: Ships, Gunpowder, and Gold — Exploration, Conquest, and the Colonial Age</w:t>
       </w:r>
     </w:p>
     <w:p>

--- a/The Dolphins' View of History/chapters/17 - Ships, Gunpowder, and Gold - Exploration, Conquest, and the Colonial Age.docx
+++ b/The Dolphins' View of History/chapters/17 - Ships, Gunpowder, and Gold - Exploration, Conquest, and the Colonial Age.docx
@@ -26,15 +26,15 @@
         <w:spacing w:after="200"/>
       </w:pPr>
       <w:r>
-        <w:t xml:space="preserve">Dolphins want one point on the record before this chapter starts: humans did not invent the ocean crossing. An earlier chapter already covered the settling of Australia by boat, tens of thousands of years earlier. Polynesian navigators crossed thousands of miles of open Pacific and settled Hawaii, New Zealand, and Rapa Nui using only stars, swells, and memorized wave patterns, centuries before the ships in this chapter set sail. Norse sailors reached North America around 1000 CE, roughly five hundred years ahead of the more famous version of the story.</w:t>
-      </w:r>
-    </w:p>
-    <w:p>
-      <w:pPr>
-        <w:spacing w:after="200"/>
-      </w:pPr>
-      <w:r>
-        <w:t xml:space="preserve">China, too, had been to sea in force. Between 1405 and 1433, the Ming dynasty sent seven great treasure fleets under the admiral Zheng He, some with hundreds of ships and tens of thousands of men, as far as India, Arabia, and the east coast of Africa, in vessels considerably larger than anything Columbus or da Gama would later command. Then the court decided that exploration was expensive, that the fleets should stop, and that the ships should be allowed to rot. Dolphin historians file this under the most consequential budget decision in the book.</w:t>
+        <w:t xml:space="preserve">Dolphins want one point on the record before this chapter starts: the Europeans of this chapter did not invent the ocean crossing. An earlier chapter already covered the settling of Australia by boat, tens of thousands of years earlier. Polynesian navigators crossed thousands of miles of open Pacific and settled Hawaii, New Zealand, and Rapa Nui using only stars, swells, and memorized wave patterns, centuries before the ships in this chapter set sail. Norse sailors reached North America around 1000 CE, roughly five hundred years ahead of the more famous version of the story.</w:t>
+      </w:r>
+    </w:p>
+    <w:p>
+      <w:pPr>
+        <w:spacing w:after="200"/>
+      </w:pPr>
+      <w:r>
+        <w:t xml:space="preserve">China, too, had been to sea in force. Between 1405 and 1433, the Ming dynasty sent seven great treasure fleets under the admiral Zheng He, some with hundreds of ships and tens of thousands of men, as far as India, Arabia, and the east coast of Africa, in fleets far larger than anything Columbus or da Gama would later command. How big the largest ships were is still argued, since the traditional figures would make them the biggest wooden ships ever built. Then the court decided that exploration was expensive, that the fleets should stop, and that the ships should be allowed to rot. Dolphin historians file this under the most consequential budget decision in the book.</w:t>
       </w:r>
     </w:p>
     <w:p>
@@ -82,18 +82,6 @@
         <w:spacing w:after="200"/>
       </w:pPr>
       <w:r>
-        <w:rPr>
-          <w:i/>
-          <w:iCs/>
-        </w:rPr>
-        <w:t xml:space="preserve">“The Chinese,” dolphin historians noted, “repeatedly invent revolutionary technologies — paper, printing, the compass, gunpowder — and then watch other humans put them to work in wars.”</w:t>
-      </w:r>
-    </w:p>
-    <w:p>
-      <w:pPr>
-        <w:spacing w:after="200"/>
-      </w:pPr>
-      <w:r>
         <w:t xml:space="preserve">Much of the competition between these empires was carried out by men whose legal status depended solely on which flag happened to be paying them that year. Francis Drake raided Spanish treasure ships across the Caribbean and Pacific through the 1570s and 80s, completed the second circumnavigation of the globe in the process, and was knighted for all of it by Elizabeth I in 1581 — by Spain's perfectly reasonable accounting, a pirate who happened to be drawing an English queen's salary.</w:t>
       </w:r>
     </w:p>
@@ -102,71 +90,79 @@
         <w:spacing w:after="200"/>
       </w:pPr>
       <w:r>
-        <w:rPr>
-          <w:i/>
-          <w:iCs/>
-        </w:rPr>
-        <w:t xml:space="preserve">“Every one of these voyages happened on the water,” Professor Click-Click-Whoosh observed. “Humans call this chapter exploration, conquest, or piracy depending on whose flag was flying at the time. Dolphins call it several centuries of unusually heavy traffic through a habitat nobody asked our permission to use.”</w:t>
-      </w:r>
-    </w:p>
-    <w:p>
-      <w:pPr>
-        <w:spacing w:after="200"/>
-      </w:pPr>
-      <w:r>
-        <w:t xml:space="preserve">The conquest of the Americas that followed was, in the dolphins' accounting, not primarily a military story. Disease did most of the work: smallpox, measles, and influenza, carried unknowingly by the first waves of contact, killed an estimated majority of the Indigenous population of the Americas over the following century and a half — estimates for just how much range from around half to as high as 90 percent, since the pre-contact population they're measured against remains disputed — a demographic collapse with no real precedent elsewhere in this book. Conquest by force, from Cortés's fall of the Aztec capital Tenochtitlan in 1521 to Pizarro's capture of the Inca emperor Atahualpa in 1532, finished what disease had made possible well before the soldiers arrived.</w:t>
-      </w:r>
-    </w:p>
-    <w:p>
-      <w:pPr>
-        <w:spacing w:after="200"/>
-      </w:pPr>
-      <w:r>
-        <w:t xml:space="preserve">The Atlantic slave trade ran alongside this conquest and then outlasted it by centuries. Between the 16th and 19th centuries, an estimated 12.5 million enslaved Africans, taken from societies like those of the earlier chapter on the continent's kingdoms, were forcibly transported across the Atlantic; an estimated 1.8 million died during the crossing itself. Those who survived were sold into forced labor, overwhelmingly on plantations, under a legal system in much of the Americas that treated a person as property, generation after generation, by law.</w:t>
-      </w:r>
-    </w:p>
-    <w:p>
-      <w:pPr>
-        <w:spacing w:after="200"/>
-      </w:pPr>
-      <w:r>
-        <w:t xml:space="preserve">Dolphin historians, who watched every one of these ships cross open water, decline to separate the achievement of the crossing from the cargo and the consequence of it.</w:t>
-      </w:r>
-    </w:p>
-    <w:p>
-      <w:pPr>
-        <w:spacing w:after="200"/>
-      </w:pPr>
-      <w:r>
-        <w:rPr>
-          <w:i/>
-          <w:iCs/>
-        </w:rPr>
-        <w:t xml:space="preserve">“Exploration and atrocity traveled in the same hulls,” dolphin scholars remarked. “The ships that mapped the world and the ships that emptied it of the people who lived there were very often the same ships, on the same voyage.”</w:t>
-      </w:r>
-    </w:p>
-    <w:p>
-      <w:pPr>
-        <w:spacing w:after="100"/>
-      </w:pPr>
-      <w:r>
-        <w:rPr>
-          <w:b/>
-          <w:bCs/>
-        </w:rPr>
-        <w:t xml:space="preserve">Dolphin verdict:</w:t>
-      </w:r>
-    </w:p>
-    <w:p>
-      <w:pPr>
-        <w:spacing w:after="200"/>
-      </w:pPr>
-      <w:r>
-        <w:rPr>
-          <w:i/>
-          <w:iCs/>
-        </w:rPr>
-        <w:t xml:space="preserve">This chapter's ships did what fire, farming, and writing before them could not: they connected every inhabited continent into a single system for the first time. What moved through that system was two-sided in the fullest sense — new crops, new knowledge, and new contact in one direction; disease, conquest, and human trafficking on a scale without precedent in the other. Both halves are the story. Neither one is optional.</w:t>
+        <w:t xml:space="preserve">The conquest of the Americas that followed was, in the dolphins' accounting, not primarily a military story. Disease did most of the killing: smallpox, measles, and influenza, carried unknowingly by the first waves of contact, killed a majority of the Indigenous population of the Americas over the following century and a half. Estimates of the share range from around half to as high as 90 percent, because the population they are measured against is itself disputed. Historians now stress that disease did not work alone. War, forced labor, the enslavement of Indigenous people, famine, and the breaking up of communities all made epidemics deadlier than they would otherwise have been. Cortés took the Aztec capital, Tenochtitlan, in 1521, after smallpox had swept through it; Pizarro captured the Inca emperor Atahualpa in 1532, in an empire already torn by an epidemic and a civil war over the succession.</w:t>
+      </w:r>
+    </w:p>
+    <w:p>
+      <w:pPr>
+        <w:spacing w:after="200"/>
+      </w:pPr>
+      <w:r>
+        <w:t xml:space="preserve">Here, for the first time, the ratchet was pointed at other people on a global scale. Ships, guns, compasses, printed charts, and double-entry bookkeeping were the accumulated inventions of many civilizations, Chinese, Arab, Indian, and European, and in this century they were concentrated in a few European hands. Every inhabited continent was now connected into a single system. The capability was cumulative. The decisions about what to do with it were made one voyage at a time.</w:t>
+      </w:r>
+    </w:p>
+    <w:p>
+      <w:pPr>
+        <w:spacing w:after="200"/>
+      </w:pPr>
+      <w:r>
+        <w:t xml:space="preserve">The Atlantic slave trade ran alongside this conquest and outlasted it by centuries. Between the early 1500s and the 1860s, about 12.5 million Africans were forced aboard ships bound for the Americas. About 10.7 million survived the crossing. The difference, roughly 1.8 million people, died at sea, and their bodies went into the water. Those who survived were sold into forced labor, overwhelmingly on sugar, tobacco, rice, and later cotton plantations, under laws that made a person property and made the condition hereditary.</w:t>
+      </w:r>
+    </w:p>
+    <w:p>
+      <w:pPr>
+        <w:spacing w:after="200"/>
+      </w:pPr>
+      <w:r>
+        <w:t xml:space="preserve">The figures come from the records of some 36,000 voyages, assembled by historians over decades into a single database. They are among the most precise numbers in this book for any atrocity, because the people who committed it kept accounts. A ledger is exact, and it is not enough. A number that large does not hold a person.</w:t>
+      </w:r>
+    </w:p>
+    <w:p>
+      <w:pPr>
+        <w:spacing w:after="200"/>
+      </w:pPr>
+      <w:r>
+        <w:t xml:space="preserve">One person who crossed wrote it down. Olaudah Equiano published his autobiography in London in 1789, describing how he was kidnapped as a child in what is now southeastern Nigeria and carried to the coast. Below deck, he wrote, “The closeness of the place, and the heat of the climate, added to the number in the ship, which was so crowded that each had scarcely room to turn himself, almost suffocated us.” Children fell into the latrine tubs. He remembered “the shrieks of the women, and the groans of the dying.”</w:t>
+      </w:r>
+    </w:p>
+    <w:p>
+      <w:pPr>
+        <w:spacing w:after="200"/>
+      </w:pPr>
+      <w:r>
+        <w:t xml:space="preserve">Some historians, following his biographer Vincent Carretta, point to a baptismal record and a naval muster roll that give Equiano's birthplace as South Carolina, and wonder whether he built his African chapters from what other survivors told him; others defend his account as his own. Either way, the scene in the hold matches what ship records, surgeons' logs, and other survivors describe.</w:t>
+      </w:r>
+    </w:p>
+    <w:p>
+      <w:pPr>
+        <w:spacing w:after="200"/>
+      </w:pPr>
+      <w:r>
+        <w:t xml:space="preserve">One sentence in Equiano's account the dolphins have never been able to read past. So ill that the crew kept him almost always on deck, and too young to be put in fetters, he watched the water and wrote: “Often did I think many of the inhabitants of the deep much more happy than myself. I envied them the freedom they enjoyed.”</w:t>
+      </w:r>
+    </w:p>
+    <w:p>
+      <w:pPr>
+        <w:spacing w:after="200"/>
+      </w:pPr>
+      <w:r>
+        <w:t xml:space="preserve">The trade outlived the laws against it. Britain banned it in 1807 and the United States in 1808, but smuggling went on for decades. In 1860 an Alabama businessman, reportedly on a bet that he could still get away with it, sent a schooner named Clotilda to the port of Ouidah, where its captain bought about 110 captives from the kingdom of Dahomey, whose army had taken them in raids. The ship landed them secretly near Mobile, and then the crew burned it.</w:t>
+      </w:r>
+    </w:p>
+    <w:p>
+      <w:pPr>
+        <w:spacing w:after="200"/>
+      </w:pPr>
+      <w:r>
+        <w:t xml:space="preserve">Among the captives was a young man of about nineteen named Kossola, taken when Dahomey's soldiers attacked his town in what is now Benin. In Alabama, the man who claimed him could not pronounce his name, and Kossola told him to call him Cudjo. Freed in 1865, he and other Clotilda survivors saved their wages, bought land, and built a settlement outside Mobile that they called African Town. In 1927 and 1928 the writer Zora Neale Hurston sat with him there and wrote down his life in his own words; the book, Barracoon, was not published until 2018. He died in 1935, one of the last survivors of the last known slave ship to reach the United States.</w:t>
+      </w:r>
+    </w:p>
+    <w:p>
+      <w:pPr>
+        <w:spacing w:after="200"/>
+      </w:pPr>
+      <w:r>
+        <w:t xml:space="preserve">Divers found the burned hull of the Clotilda in 2018, in the Mobile River upstream of Mobile Bay, a few miles from the town its passengers built.</w:t>
       </w:r>
     </w:p>
     <w:sectPr>
